--- a/public/template-vidpustka15-in.docx
+++ b/public/template-vidpustka15-in.docx
@@ -10,18 +10,7 @@
           <w:szCs w:val="24"/>
           <w:lang w:val="uk-UA"/>
         </w:rPr>
-        <w:t xml:space="preserve">                         Командиру {rotaKom}</w:t>
-      </w:r>
-    </w:p>
-    <w:p>
-      <w:r>
-        <w:rPr>
-          <w:rFonts w:ascii="Times New Roman" w:hAnsi="Times New Roman" w:cs="Times New Roman"/>
-          <w:sz w:val="24"/>
-          <w:szCs w:val="24"/>
-          <w:lang w:val="uk-UA"/>
-        </w:rPr>
-        <w:t xml:space="preserve">                         стрілецького батальйону</w:t>
+        <w:t xml:space="preserve">                         Командиру {rotaKom} стрілецького батальйону</w:t>
       </w:r>
     </w:p>
     <w:p>
@@ -76,117 +65,106 @@
           <w:szCs w:val="24"/>
           <w:lang w:val="uk-UA"/>
         </w:rPr>
-        <w:t xml:space="preserve">           Прошу Вас надати мені {zvannaRod} {pibRodovyi} {posadaRod} {pidrozdilRod} стрілецького батальйону військової частини {unitCode} частину щорічної відпустку за {year} рік, відповідно до пункту 18 статті 101 Закону України “Про соціальний і правовий захист військовослужбовців та членів їх сімей”, на {days} календарних днів з {dateStart} року без урахування 2 днів на дорогу.</w:t>
-      </w:r>
-    </w:p>
-    <w:p>
-      <w:r>
-        <w:rPr>
-          <w:rFonts w:ascii="Times New Roman" w:hAnsi="Times New Roman" w:cs="Times New Roman"/>
-          <w:sz w:val="24"/>
-          <w:szCs w:val="24"/>
-          <w:lang w:val="uk-UA"/>
-        </w:rPr>
-        <w:t xml:space="preserve"/>
-      </w:r>
-    </w:p>
-    <w:p>
-      <w:r>
-        <w:rPr>
-          <w:rFonts w:ascii="Times New Roman" w:hAnsi="Times New Roman" w:cs="Times New Roman"/>
-          <w:sz w:val="24"/>
-          <w:szCs w:val="24"/>
-          <w:lang w:val="uk-UA"/>
-        </w:rPr>
-        <w:t xml:space="preserve">Відпустку буду проводити за адресою: {address}</w:t>
-      </w:r>
-    </w:p>
-    <w:p>
-      <w:r>
-        <w:rPr>
-          <w:rFonts w:ascii="Times New Roman" w:hAnsi="Times New Roman" w:cs="Times New Roman"/>
-          <w:sz w:val="24"/>
-          <w:szCs w:val="24"/>
-          <w:lang w:val="uk-UA"/>
-        </w:rPr>
-        <w:t xml:space="preserve"/>
-      </w:r>
-    </w:p>
-    <w:p>
-      <w:r>
-        <w:rPr>
-          <w:rFonts w:ascii="Times New Roman" w:hAnsi="Times New Roman" w:cs="Times New Roman"/>
-          <w:sz w:val="24"/>
-          <w:szCs w:val="24"/>
-          <w:lang w:val="uk-UA"/>
-        </w:rPr>
-        <w:t xml:space="preserve">Зв’язок підтримую за номером телефону {phone}.</w:t>
-      </w:r>
-    </w:p>
-    <w:p>
-      <w:r>
-        <w:rPr>
-          <w:rFonts w:ascii="Times New Roman" w:hAnsi="Times New Roman" w:cs="Times New Roman"/>
-          <w:sz w:val="24"/>
-          <w:szCs w:val="24"/>
-          <w:lang w:val="uk-UA"/>
-        </w:rPr>
-        <w:t xml:space="preserve"/>
-      </w:r>
-    </w:p>
-    <w:p>
-      <w:r>
-        <w:rPr>
-          <w:rFonts w:ascii="Times New Roman" w:hAnsi="Times New Roman" w:cs="Times New Roman"/>
-          <w:sz w:val="24"/>
-          <w:szCs w:val="24"/>
-          <w:lang w:val="uk-UA"/>
-        </w:rPr>
-        <w:t xml:space="preserve">Із заходами безпеки під час перебування у відпустці ознайомлений.</w:t>
-      </w:r>
-    </w:p>
-    <w:p>
-      <w:r>
-        <w:rPr>
-          <w:rFonts w:ascii="Times New Roman" w:hAnsi="Times New Roman" w:cs="Times New Roman"/>
-          <w:sz w:val="24"/>
-          <w:szCs w:val="24"/>
-          <w:lang w:val="uk-UA"/>
-        </w:rPr>
-        <w:t xml:space="preserve"/>
-      </w:r>
-    </w:p>
-    <w:p>
-      <w:r>
-        <w:rPr>
-          <w:rFonts w:ascii="Times New Roman" w:hAnsi="Times New Roman" w:cs="Times New Roman"/>
-          <w:sz w:val="24"/>
-          <w:szCs w:val="24"/>
-          <w:lang w:val="uk-UA"/>
-        </w:rPr>
-        <w:t xml:space="preserve"/>
-      </w:r>
-    </w:p>
-    <w:p>
-      <w:r>
-        <w:rPr>
-          <w:rFonts w:ascii="Times New Roman" w:hAnsi="Times New Roman" w:cs="Times New Roman"/>
-          <w:sz w:val="24"/>
-          <w:szCs w:val="24"/>
-          <w:lang w:val="uk-UA"/>
-        </w:rPr>
-        <w:t xml:space="preserve">{posada} {pidrozdil}</w:t>
-      </w:r>
-    </w:p>
-    <w:p>
-      <w:r>
-        <w:rPr>
-          <w:rFonts w:ascii="Times New Roman" w:hAnsi="Times New Roman" w:cs="Times New Roman"/>
-          <w:sz w:val="24"/>
-          <w:szCs w:val="24"/>
-          <w:lang w:val="uk-UA"/>
-        </w:rPr>
-        <w:t xml:space="preserve">стрілецького батальйону   </w:t>
+        <w:t xml:space="preserve">           Прошу Вашого клопотання перед вищим командуванням про надання мені, {posadaRod} {pidrozdilRod} стрілецького батальйону військової частини {unitCode} {zvannaRod} {pibRodovyi}, частини щорічної основної відпустки за {year} рік з {dateStart} року строком на 15 (п'ятнадцять) календарних днів, без урахування 2 (двох) днів, необхідних для проїзду до місця проведення відпустки та назад.</w:t>
+      </w:r>
+    </w:p>
+    <w:p>
+      <w:r>
+        <w:rPr>
+          <w:rFonts w:ascii="Times New Roman" w:hAnsi="Times New Roman" w:cs="Times New Roman"/>
+          <w:sz w:val="24"/>
+          <w:szCs w:val="24"/>
+          <w:lang w:val="uk-UA"/>
+        </w:rPr>
+        <w:t xml:space="preserve"/>
+      </w:r>
+    </w:p>
+    <w:p>
+      <w:r>
+        <w:rPr>
+          <w:rFonts w:ascii="Times New Roman" w:hAnsi="Times New Roman" w:cs="Times New Roman"/>
+          <w:sz w:val="24"/>
+          <w:szCs w:val="24"/>
+          <w:lang w:val="uk-UA"/>
+        </w:rPr>
+        <w:t xml:space="preserve">Відпустку буду проводити за адресою: {address}.</w:t>
+      </w:r>
+    </w:p>
+    <w:p>
+      <w:r>
+        <w:rPr>
+          <w:rFonts w:ascii="Times New Roman" w:hAnsi="Times New Roman" w:cs="Times New Roman"/>
+          <w:sz w:val="24"/>
+          <w:szCs w:val="24"/>
+          <w:lang w:val="uk-UA"/>
+        </w:rPr>
+        <w:t xml:space="preserve"/>
+      </w:r>
+    </w:p>
+    <w:p>
+      <w:r>
+        <w:rPr>
+          <w:rFonts w:ascii="Times New Roman" w:hAnsi="Times New Roman" w:cs="Times New Roman"/>
+          <w:sz w:val="24"/>
+          <w:szCs w:val="24"/>
+          <w:lang w:val="uk-UA"/>
+        </w:rPr>
+        <w:t xml:space="preserve">Зобов’язуюсь дотримуватись заходів безпеки та правил поводження у відпустці.</w:t>
+      </w:r>
+    </w:p>
+    <w:p>
+      <w:r>
+        <w:rPr>
+          <w:rFonts w:ascii="Times New Roman" w:hAnsi="Times New Roman" w:cs="Times New Roman"/>
+          <w:sz w:val="24"/>
+          <w:szCs w:val="24"/>
+          <w:lang w:val="uk-UA"/>
+        </w:rPr>
+        <w:t xml:space="preserve"/>
+      </w:r>
+    </w:p>
+    <w:p>
+      <w:r>
+        <w:rPr>
+          <w:rFonts w:ascii="Times New Roman" w:hAnsi="Times New Roman" w:cs="Times New Roman"/>
+          <w:sz w:val="24"/>
+          <w:szCs w:val="24"/>
+          <w:lang w:val="uk-UA"/>
+        </w:rPr>
+        <w:t xml:space="preserve">Зв'язок підтримую за номером телефону {phone}.</w:t>
+      </w:r>
+    </w:p>
+    <w:p>
+      <w:r>
+        <w:rPr>
+          <w:rFonts w:ascii="Times New Roman" w:hAnsi="Times New Roman" w:cs="Times New Roman"/>
+          <w:sz w:val="24"/>
+          <w:szCs w:val="24"/>
+          <w:lang w:val="uk-UA"/>
+        </w:rPr>
+        <w:t xml:space="preserve"/>
+      </w:r>
+    </w:p>
+    <w:p>
+      <w:r>
+        <w:rPr>
+          <w:rFonts w:ascii="Times New Roman" w:hAnsi="Times New Roman" w:cs="Times New Roman"/>
+          <w:sz w:val="24"/>
+          <w:szCs w:val="24"/>
+          <w:lang w:val="uk-UA"/>
+        </w:rPr>
+        <w:t xml:space="preserve"/>
+      </w:r>
+    </w:p>
+    <w:p>
+      <w:r>
+        <w:rPr>
+          <w:rFonts w:ascii="Times New Roman" w:hAnsi="Times New Roman" w:cs="Times New Roman"/>
+          <w:sz w:val="24"/>
+          <w:szCs w:val="24"/>
+          <w:lang w:val="uk-UA"/>
+        </w:rPr>
+        <w:t xml:space="preserve">{posada} {pidrozdil} стрілецького батальйону </w:t>
       </w:r>
     </w:p>
     <w:p>
@@ -208,51 +186,40 @@
           <w:szCs w:val="24"/>
           <w:lang w:val="uk-UA"/>
         </w:rPr>
-        <w:t xml:space="preserve">{zvanna}                                                                            {pibShort}</w:t>
-      </w:r>
-    </w:p>
-    <w:p>
-      <w:r>
-        <w:rPr>
-          <w:rFonts w:ascii="Times New Roman" w:hAnsi="Times New Roman" w:cs="Times New Roman"/>
-          <w:sz w:val="24"/>
-          <w:szCs w:val="24"/>
-          <w:lang w:val="uk-UA"/>
-        </w:rPr>
-        <w:t xml:space="preserve">{dateStart}               </w:t>
-      </w:r>
-    </w:p>
-    <w:p>
-      <w:r>
-        <w:rPr>
-          <w:rFonts w:ascii="Times New Roman" w:hAnsi="Times New Roman" w:cs="Times New Roman"/>
-          <w:sz w:val="24"/>
-          <w:szCs w:val="24"/>
-          <w:lang w:val="uk-UA"/>
-        </w:rPr>
-        <w:t xml:space="preserve"/>
-      </w:r>
-    </w:p>
-    <w:p>
-      <w:r>
-        <w:rPr>
-          <w:rFonts w:ascii="Times New Roman" w:hAnsi="Times New Roman" w:cs="Times New Roman"/>
-          <w:sz w:val="24"/>
-          <w:szCs w:val="24"/>
-          <w:lang w:val="uk-UA"/>
-        </w:rPr>
-        <w:t xml:space="preserve">   Командиру стрілецького батальйону    </w:t>
-      </w:r>
-    </w:p>
-    <w:p>
-      <w:r>
-        <w:rPr>
-          <w:rFonts w:ascii="Times New Roman" w:hAnsi="Times New Roman" w:cs="Times New Roman"/>
-          <w:sz w:val="24"/>
-          <w:szCs w:val="24"/>
-          <w:lang w:val="uk-UA"/>
-        </w:rPr>
-        <w:t xml:space="preserve">        							   військової частини {unitCode}</w:t>
+        <w:t xml:space="preserve">{zvanna}                                                                                                                           {pibShort}</w:t>
+      </w:r>
+    </w:p>
+    <w:p>
+      <w:r>
+        <w:rPr>
+          <w:rFonts w:ascii="Times New Roman" w:hAnsi="Times New Roman" w:cs="Times New Roman"/>
+          <w:sz w:val="24"/>
+          <w:szCs w:val="24"/>
+          <w:lang w:val="uk-UA"/>
+        </w:rPr>
+        <w:t xml:space="preserve">___.___.______ року</w:t>
+      </w:r>
+    </w:p>
+    <w:p>
+      <w:r>
+        <w:rPr>
+          <w:rFonts w:ascii="Times New Roman" w:hAnsi="Times New Roman" w:cs="Times New Roman"/>
+          <w:sz w:val="24"/>
+          <w:szCs w:val="24"/>
+          <w:lang w:val="uk-UA"/>
+        </w:rPr>
+        <w:t xml:space="preserve"/>
+      </w:r>
+    </w:p>
+    <w:p>
+      <w:r>
+        <w:rPr>
+          <w:rFonts w:ascii="Times New Roman" w:hAnsi="Times New Roman" w:cs="Times New Roman"/>
+          <w:sz w:val="24"/>
+          <w:szCs w:val="24"/>
+          <w:lang w:val="uk-UA"/>
+        </w:rPr>
+        <w:t xml:space="preserve">Командиру стрілецького батальйону військової частини {unitCode}</w:t>
       </w:r>
     </w:p>
     <w:p>
@@ -285,84 +252,84 @@
           <w:szCs w:val="24"/>
           <w:lang w:val="uk-UA"/>
         </w:rPr>
-        <w:t xml:space="preserve">			            </w:t>
-      </w:r>
-    </w:p>
-    <w:p>
-      <w:r>
-        <w:rPr>
-          <w:rFonts w:ascii="Times New Roman" w:hAnsi="Times New Roman" w:cs="Times New Roman"/>
-          <w:sz w:val="24"/>
-          <w:szCs w:val="24"/>
-          <w:lang w:val="uk-UA"/>
-        </w:rPr>
-        <w:t xml:space="preserve">{komTyp} {rotaKom}</w:t>
-      </w:r>
-    </w:p>
-    <w:p>
-      <w:r>
-        <w:rPr>
-          <w:rFonts w:ascii="Times New Roman" w:hAnsi="Times New Roman" w:cs="Times New Roman"/>
-          <w:sz w:val="24"/>
-          <w:szCs w:val="24"/>
-          <w:lang w:val="uk-UA"/>
-        </w:rPr>
-        <w:t xml:space="preserve">стрілецького батальйону </w:t>
-      </w:r>
-    </w:p>
-    <w:p>
-      <w:r>
-        <w:rPr>
-          <w:rFonts w:ascii="Times New Roman" w:hAnsi="Times New Roman" w:cs="Times New Roman"/>
-          <w:sz w:val="24"/>
-          <w:szCs w:val="24"/>
-          <w:lang w:val="uk-UA"/>
-        </w:rPr>
-        <w:t xml:space="preserve">військової частини {unitCode} </w:t>
-      </w:r>
-    </w:p>
-    <w:p>
-      <w:r>
-        <w:rPr>
-          <w:rFonts w:ascii="Times New Roman" w:hAnsi="Times New Roman" w:cs="Times New Roman"/>
-          <w:sz w:val="24"/>
-          <w:szCs w:val="24"/>
-          <w:lang w:val="uk-UA"/>
-        </w:rPr>
-        <w:t xml:space="preserve">{komZvanna}                                            				{komPib}</w:t>
-      </w:r>
-    </w:p>
-    <w:p>
-      <w:r>
-        <w:rPr>
-          <w:rFonts w:ascii="Times New Roman" w:hAnsi="Times New Roman" w:cs="Times New Roman"/>
-          <w:sz w:val="24"/>
-          <w:szCs w:val="24"/>
-          <w:lang w:val="uk-UA"/>
-        </w:rPr>
-        <w:t xml:space="preserve">{dateStart} </w:t>
-      </w:r>
-    </w:p>
-    <w:p>
-      <w:r>
-        <w:rPr>
-          <w:rFonts w:ascii="Times New Roman" w:hAnsi="Times New Roman" w:cs="Times New Roman"/>
-          <w:sz w:val="24"/>
-          <w:szCs w:val="24"/>
-          <w:lang w:val="uk-UA"/>
-        </w:rPr>
-        <w:t xml:space="preserve"/>
-      </w:r>
-    </w:p>
-    <w:p>
-      <w:r>
-        <w:rPr>
-          <w:rFonts w:ascii="Times New Roman" w:hAnsi="Times New Roman" w:cs="Times New Roman"/>
-          <w:sz w:val="24"/>
-          <w:szCs w:val="24"/>
-          <w:lang w:val="uk-UA"/>
-        </w:rPr>
-        <w:t xml:space="preserve">                                                                             Командиру військової частини {unitCode}</w:t>
+        <w:t xml:space="preserve"/>
+      </w:r>
+    </w:p>
+    <w:p>
+      <w:r>
+        <w:rPr>
+          <w:rFonts w:ascii="Times New Roman" w:hAnsi="Times New Roman" w:cs="Times New Roman"/>
+          <w:sz w:val="24"/>
+          <w:szCs w:val="24"/>
+          <w:lang w:val="uk-UA"/>
+        </w:rPr>
+        <w:t xml:space="preserve"/>
+      </w:r>
+    </w:p>
+    <w:p>
+      <w:r>
+        <w:rPr>
+          <w:rFonts w:ascii="Times New Roman" w:hAnsi="Times New Roman" w:cs="Times New Roman"/>
+          <w:sz w:val="24"/>
+          <w:szCs w:val="24"/>
+          <w:lang w:val="uk-UA"/>
+        </w:rPr>
+        <w:t xml:space="preserve">{komTyp} {rotaKom} стрілецького батальйону </w:t>
+      </w:r>
+    </w:p>
+    <w:p>
+      <w:r>
+        <w:rPr>
+          <w:rFonts w:ascii="Times New Roman" w:hAnsi="Times New Roman" w:cs="Times New Roman"/>
+          <w:sz w:val="24"/>
+          <w:szCs w:val="24"/>
+          <w:lang w:val="uk-UA"/>
+        </w:rPr>
+        <w:t xml:space="preserve">військової частини {unitCode}</w:t>
+      </w:r>
+    </w:p>
+    <w:p>
+      <w:r>
+        <w:rPr>
+          <w:rFonts w:ascii="Times New Roman" w:hAnsi="Times New Roman" w:cs="Times New Roman"/>
+          <w:sz w:val="24"/>
+          <w:szCs w:val="24"/>
+          <w:lang w:val="uk-UA"/>
+        </w:rPr>
+        <w:t xml:space="preserve">{komZvanna}                                                                                       {komPib}</w:t>
+      </w:r>
+    </w:p>
+    <w:p>
+      <w:r>
+        <w:rPr>
+          <w:rFonts w:ascii="Times New Roman" w:hAnsi="Times New Roman" w:cs="Times New Roman"/>
+          <w:sz w:val="24"/>
+          <w:szCs w:val="24"/>
+          <w:lang w:val="uk-UA"/>
+        </w:rPr>
+        <w:t xml:space="preserve">___.___.______ року</w:t>
+      </w:r>
+    </w:p>
+    <w:p>
+      <w:r>
+        <w:rPr>
+          <w:rFonts w:ascii="Times New Roman" w:hAnsi="Times New Roman" w:cs="Times New Roman"/>
+          <w:sz w:val="24"/>
+          <w:szCs w:val="24"/>
+          <w:lang w:val="uk-UA"/>
+        </w:rPr>
+        <w:t xml:space="preserve"/>
+      </w:r>
+    </w:p>
+    <w:p>
+      <w:r>
+        <w:rPr>
+          <w:rFonts w:ascii="Times New Roman" w:hAnsi="Times New Roman" w:cs="Times New Roman"/>
+          <w:sz w:val="24"/>
+          <w:szCs w:val="24"/>
+          <w:lang w:val="uk-UA"/>
+        </w:rPr>
+        <w:t xml:space="preserve">Командиру військової частини {unitCode}</w:t>
       </w:r>
     </w:p>
     <w:p>
@@ -406,6 +373,17 @@
           <w:szCs w:val="24"/>
           <w:lang w:val="uk-UA"/>
         </w:rPr>
+        <w:t xml:space="preserve"/>
+      </w:r>
+    </w:p>
+    <w:p>
+      <w:r>
+        <w:rPr>
+          <w:rFonts w:ascii="Times New Roman" w:hAnsi="Times New Roman" w:cs="Times New Roman"/>
+          <w:sz w:val="24"/>
+          <w:szCs w:val="24"/>
+          <w:lang w:val="uk-UA"/>
+        </w:rPr>
         <w:t xml:space="preserve">{batKomTyp} стрілецького батальйону </w:t>
       </w:r>
     </w:p>
@@ -428,18 +406,18 @@
           <w:szCs w:val="24"/>
           <w:lang w:val="uk-UA"/>
         </w:rPr>
-        <w:t xml:space="preserve">{batKomZvanna}                                                                              {batKomPib}</w:t>
-      </w:r>
-    </w:p>
-    <w:p>
-      <w:r>
-        <w:rPr>
-          <w:rFonts w:ascii="Times New Roman" w:hAnsi="Times New Roman" w:cs="Times New Roman"/>
-          <w:sz w:val="24"/>
-          <w:szCs w:val="24"/>
-          <w:lang w:val="uk-UA"/>
-        </w:rPr>
-        <w:t xml:space="preserve">{dateStart}</w:t>
+        <w:t xml:space="preserve">{batKomZvanna}                                                                             {batKomPib}</w:t>
+      </w:r>
+    </w:p>
+    <w:p>
+      <w:r>
+        <w:rPr>
+          <w:rFonts w:ascii="Times New Roman" w:hAnsi="Times New Roman" w:cs="Times New Roman"/>
+          <w:sz w:val="24"/>
+          <w:szCs w:val="24"/>
+          <w:lang w:val="uk-UA"/>
+        </w:rPr>
+        <w:t xml:space="preserve">___.___.______ року</w:t>
       </w:r>
     </w:p>
   </w:body>
